--- a/3_paciales/2_parcial/parcial_2_2.docx
+++ b/3_paciales/2_parcial/parcial_2_2.docx
@@ -16,7 +16,7 @@
     <w:p>
       <w:r>
         <w:pict w14:anchorId="1F7AD6BA">
-          <v:rect id="_x0000_i1073" style="width:0;height:1.5pt" o:hralign="center" o:hrstd="t" o:hrnoshade="t" o:hr="t" fillcolor="gray" stroked="f"/>
+          <v:rect id="_x0000_i1025" style="width:0;height:1.5pt" o:hralign="center" o:hrstd="t" o:hrnoshade="t" o:hr="t" fillcolor="gray" stroked="f"/>
         </w:pict>
       </w:r>
     </w:p>
@@ -62,7 +62,7 @@
     <w:p>
       <w:r>
         <w:pict w14:anchorId="468C63A1">
-          <v:rect id="_x0000_i1074" style="width:0;height:1.5pt" o:hralign="center" o:hrstd="t" o:hrnoshade="t" o:hr="t" fillcolor="gray" stroked="f"/>
+          <v:rect id="_x0000_i1026" style="width:0;height:1.5pt" o:hralign="center" o:hrstd="t" o:hrnoshade="t" o:hr="t" fillcolor="gray" stroked="f"/>
         </w:pict>
       </w:r>
     </w:p>
@@ -114,7 +114,7 @@
     <w:p>
       <w:r>
         <w:pict w14:anchorId="12D6EAF6">
-          <v:rect id="_x0000_i1075" style="width:0;height:1.5pt" o:hralign="center" o:hrstd="t" o:hrnoshade="t" o:hr="t" fillcolor="gray" stroked="f"/>
+          <v:rect id="_x0000_i1027" style="width:0;height:1.5pt" o:hralign="center" o:hrstd="t" o:hrnoshade="t" o:hr="t" fillcolor="gray" stroked="f"/>
         </w:pict>
       </w:r>
     </w:p>
@@ -413,16 +413,42 @@
           <w:i/>
           <w:iCs/>
         </w:rPr>
-        <w:t>Nota: Para el factorial (n!), debe implementar la lógica de multiplicación acumulada dentro del bucle o mediante un bucle anidado.</w:t>
-      </w:r>
-    </w:p>
-    <w:p>
-      <w:r>
-        <w:pict w14:anchorId="650DE31E">
-          <v:rect id="_x0000_i1077" style="width:0;height:1.5pt" o:hralign="center" o:hrstd="t" o:hrnoshade="t" o:hr="t" fillcolor="gray" stroked="f"/>
-        </w:pict>
-      </w:r>
-    </w:p>
+        <w:t xml:space="preserve">Nota: Para </w:t>
+      </w:r>
+      <w:proofErr w:type="gramStart"/>
+      <w:r>
+        <w:rPr>
+          <w:i/>
+          <w:iCs/>
+        </w:rPr>
+        <w:t>el factorial</w:t>
+      </w:r>
+      <w:proofErr w:type="gramEnd"/>
+      <w:r>
+        <w:rPr>
+          <w:i/>
+          <w:iCs/>
+        </w:rPr>
+        <w:t xml:space="preserve"> (</w:t>
+      </w:r>
+      <w:proofErr w:type="gramStart"/>
+      <w:r>
+        <w:rPr>
+          <w:i/>
+          <w:iCs/>
+        </w:rPr>
+        <w:t>n!</w:t>
+      </w:r>
+      <w:proofErr w:type="gramEnd"/>
+      <w:r>
+        <w:rPr>
+          <w:i/>
+          <w:iCs/>
+        </w:rPr>
+        <w:t>), debe implementar la lógica de multiplicación acumulada dentro del bucle o mediante un bucle anidado.</w:t>
+      </w:r>
+    </w:p>
+    <w:p/>
     <w:p>
       <w:pPr>
         <w:rPr>
@@ -687,7 +713,7 @@
       <w:r>
         <w:lastRenderedPageBreak/>
         <w:pict w14:anchorId="60CEF101">
-          <v:rect id="_x0000_i1078" style="width:0;height:1.5pt" o:hralign="center" o:hrstd="t" o:hrnoshade="t" o:hr="t" fillcolor="gray" stroked="f"/>
+          <v:rect id="_x0000_i1029" style="width:0;height:1.5pt" o:hralign="center" o:hrstd="t" o:hrnoshade="t" o:hr="t" fillcolor="gray" stroked="f"/>
         </w:pict>
       </w:r>
     </w:p>
@@ -716,7 +742,15 @@
           <w:b/>
           <w:bCs/>
         </w:rPr>
-        <w:t>producto_cruz</w:t>
+        <w:t>producto_</w:t>
+      </w:r>
+      <w:proofErr w:type="gramStart"/>
+      <w:r>
+        <w:rPr>
+          <w:b/>
+          <w:bCs/>
+        </w:rPr>
+        <w:t>cruz</w:t>
       </w:r>
       <w:proofErr w:type="spellEnd"/>
       <w:r>
@@ -727,6 +761,7 @@
         <w:t>(</w:t>
       </w:r>
       <w:proofErr w:type="spellStart"/>
+      <w:proofErr w:type="gramEnd"/>
       <w:r>
         <w:rPr>
           <w:b/>
@@ -823,7 +858,7 @@
       <w:r>
         <w:lastRenderedPageBreak/>
         <w:pict w14:anchorId="7E009DE8">
-          <v:rect id="_x0000_i1079" style="width:0;height:1.5pt" o:hralign="center" o:hrstd="t" o:hrnoshade="t" o:hr="t" fillcolor="gray" stroked="f"/>
+          <v:rect id="_x0000_i1030" style="width:0;height:1.5pt" o:hralign="center" o:hrstd="t" o:hrnoshade="t" o:hr="t" fillcolor="gray" stroked="f"/>
         </w:pict>
       </w:r>
     </w:p>
@@ -933,7 +968,7 @@
     <w:p>
       <w:r>
         <w:pict w14:anchorId="78B6D8B8">
-          <v:rect id="_x0000_i1080" style="width:0;height:1.5pt" o:hralign="center" o:hrstd="t" o:hrnoshade="t" o:hr="t" fillcolor="gray" stroked="f"/>
+          <v:rect id="_x0000_i1031" style="width:0;height:1.5pt" o:hralign="center" o:hrstd="t" o:hrnoshade="t" o:hr="t" fillcolor="gray" stroked="f"/>
         </w:pict>
       </w:r>
     </w:p>
@@ -2342,6 +2377,7 @@
   <w:style w:type="character" w:default="1" w:styleId="Fuentedeprrafopredeter">
     <w:name w:val="Default Paragraph Font"/>
     <w:uiPriority w:val="1"/>
+    <w:semiHidden/>
     <w:unhideWhenUsed/>
   </w:style>
   <w:style w:type="table" w:default="1" w:styleId="Tablanormal">
